--- a/fuentes/CFA2_12410006_DU.docx
+++ b/fuentes/CFA2_12410006_DU.docx
@@ -5140,17 +5140,8 @@
           <w:rStyle w:val="Extranjerismo"/>
           <w:lang w:val="es-419" w:eastAsia="es-CO"/>
         </w:rPr>
-        <w:t xml:space="preserve">marketing </w:t>
-      </w:r>
-      <w:proofErr w:type="spellStart"/>
-      <w:r>
-        <w:rPr>
-          <w:rStyle w:val="Extranjerismo"/>
-          <w:lang w:val="es-419" w:eastAsia="es-CO"/>
-        </w:rPr>
-        <w:t>mix</w:t>
-      </w:r>
-      <w:proofErr w:type="spellEnd"/>
+        <w:t>marketing mix</w:t>
+      </w:r>
       <w:r>
         <w:rPr>
           <w:lang w:val="es-419" w:eastAsia="es-CO"/>
@@ -6071,17 +6062,8 @@
           <w:rStyle w:val="Extranjerismo"/>
           <w:lang w:val="es-419" w:eastAsia="es-CO"/>
         </w:rPr>
-        <w:t>e-</w:t>
-      </w:r>
-      <w:proofErr w:type="spellStart"/>
-      <w:r>
-        <w:rPr>
-          <w:rStyle w:val="Extranjerismo"/>
-          <w:lang w:val="es-419" w:eastAsia="es-CO"/>
-        </w:rPr>
-        <w:t>commerce</w:t>
-      </w:r>
-      <w:proofErr w:type="spellEnd"/>
+        <w:t>e-commerce</w:t>
+      </w:r>
       <w:r>
         <w:rPr>
           <w:lang w:val="es-419" w:eastAsia="es-CO"/>
@@ -6233,17 +6215,8 @@
           <w:rStyle w:val="Extranjerismo"/>
           <w:lang w:val="es-419" w:eastAsia="es-CO"/>
         </w:rPr>
-        <w:t xml:space="preserve">marketing </w:t>
-      </w:r>
-      <w:proofErr w:type="spellStart"/>
-      <w:r>
-        <w:rPr>
-          <w:rStyle w:val="Extranjerismo"/>
-          <w:lang w:val="es-419" w:eastAsia="es-CO"/>
-        </w:rPr>
-        <w:t>mix</w:t>
-      </w:r>
-      <w:proofErr w:type="spellEnd"/>
+        <w:t>marketing mix</w:t>
+      </w:r>
       <w:r>
         <w:rPr>
           <w:lang w:val="es-419" w:eastAsia="es-CO"/>
@@ -6650,17 +6623,8 @@
           <w:rStyle w:val="Extranjerismo"/>
           <w:lang w:val="es-419" w:eastAsia="es-CO"/>
         </w:rPr>
-        <w:t xml:space="preserve">marketing </w:t>
-      </w:r>
-      <w:proofErr w:type="spellStart"/>
-      <w:r>
-        <w:rPr>
-          <w:rStyle w:val="Extranjerismo"/>
-          <w:lang w:val="es-419" w:eastAsia="es-CO"/>
-        </w:rPr>
-        <w:t>mix</w:t>
-      </w:r>
-      <w:proofErr w:type="spellEnd"/>
+        <w:t>marketing mix</w:t>
+      </w:r>
       <w:r>
         <w:rPr>
           <w:lang w:val="es-419" w:eastAsia="es-CO"/>
@@ -7119,17 +7083,8 @@
           <w:rStyle w:val="Extranjerismo"/>
           <w:lang w:val="es-419" w:eastAsia="es-CO"/>
         </w:rPr>
-        <w:t xml:space="preserve">marketing </w:t>
-      </w:r>
-      <w:proofErr w:type="spellStart"/>
-      <w:r>
-        <w:rPr>
-          <w:rStyle w:val="Extranjerismo"/>
-          <w:lang w:val="es-419" w:eastAsia="es-CO"/>
-        </w:rPr>
-        <w:t>mix</w:t>
-      </w:r>
-      <w:proofErr w:type="spellEnd"/>
+        <w:t>marketing mix</w:t>
+      </w:r>
       <w:r>
         <w:rPr>
           <w:lang w:val="es-419" w:eastAsia="es-CO"/>
@@ -11854,6 +11809,7 @@
       </w:r>
       <w:r>
         <w:rPr>
+          <w:noProof/>
           <w:lang w:val="es-419" w:eastAsia="es-CO"/>
         </w:rPr>
         <w:drawing>
@@ -12246,15 +12202,7 @@
                 <w:sz w:val="24"/>
                 <w:szCs w:val="24"/>
               </w:rPr>
-              <w:t>KPI de conversión</w:t>
-            </w:r>
-            <w:r>
-              <w:rPr>
-                <w:bCs/>
-                <w:sz w:val="24"/>
-                <w:szCs w:val="24"/>
-              </w:rPr>
-              <w:t>.</w:t>
+              <w:t>KPI de conversión.</w:t>
             </w:r>
           </w:p>
         </w:tc>
@@ -12662,13 +12610,7 @@
         <w:rPr>
           <w:lang w:val="es-419" w:eastAsia="es-CO"/>
         </w:rPr>
-        <w:t>Asignar periodicidad de seguimiento</w:t>
-      </w:r>
-      <w:r>
-        <w:rPr>
-          <w:lang w:val="es-419" w:eastAsia="es-CO"/>
-        </w:rPr>
-        <w:t>.</w:t>
+        <w:t>Asignar periodicidad de seguimiento.</w:t>
       </w:r>
     </w:p>
     <w:p>
@@ -13239,13 +13181,7 @@
         <w:rPr>
           <w:lang w:val="es-419" w:eastAsia="es-CO"/>
         </w:rPr>
-        <w:t>: a</w:t>
-      </w:r>
-      <w:r>
-        <w:rPr>
-          <w:lang w:val="es-419" w:eastAsia="es-CO"/>
-        </w:rPr>
-        <w:t>nálisis de datos internos y externos (ventas, KPI, mercado).</w:t>
+        <w:t>: análisis de datos internos y externos (ventas, KPI, mercado).</w:t>
       </w:r>
     </w:p>
     <w:p>
@@ -13266,13 +13202,7 @@
         <w:rPr>
           <w:lang w:val="es-419" w:eastAsia="es-CO"/>
         </w:rPr>
-        <w:t>: e</w:t>
-      </w:r>
-      <w:r>
-        <w:rPr>
-          <w:lang w:val="es-419" w:eastAsia="es-CO"/>
-        </w:rPr>
-        <w:t>valuación del desempeño frente a los objetivos.</w:t>
+        <w:t>: evaluación del desempeño frente a los objetivos.</w:t>
       </w:r>
     </w:p>
     <w:p>
@@ -13293,13 +13223,7 @@
         <w:rPr>
           <w:lang w:val="es-419" w:eastAsia="es-CO"/>
         </w:rPr>
-        <w:t>: d</w:t>
-      </w:r>
-      <w:r>
-        <w:rPr>
-          <w:lang w:val="es-419" w:eastAsia="es-CO"/>
-        </w:rPr>
-        <w:t>etección de fallas o incumplimientos.</w:t>
+        <w:t>: detección de fallas o incumplimientos.</w:t>
       </w:r>
     </w:p>
     <w:p>
@@ -13320,13 +13244,7 @@
         <w:rPr>
           <w:lang w:val="es-419" w:eastAsia="es-CO"/>
         </w:rPr>
-        <w:t>: d</w:t>
-      </w:r>
-      <w:r>
-        <w:rPr>
-          <w:lang w:val="es-419" w:eastAsia="es-CO"/>
-        </w:rPr>
-        <w:t>eterminación de factores que afectan los resultados.</w:t>
+        <w:t>: determinación de factores que afectan los resultados.</w:t>
       </w:r>
     </w:p>
     <w:p>
@@ -13347,13 +13265,7 @@
         <w:rPr>
           <w:lang w:val="es-419" w:eastAsia="es-CO"/>
         </w:rPr>
-        <w:t>: d</w:t>
-      </w:r>
-      <w:r>
-        <w:rPr>
-          <w:lang w:val="es-419" w:eastAsia="es-CO"/>
-        </w:rPr>
-        <w:t>efinición de mejoras para optimizar el plan.</w:t>
+        <w:t>: definición de mejoras para optimizar el plan.</w:t>
       </w:r>
     </w:p>
     <w:p>
@@ -13919,15 +13831,15 @@
       </w:pPr>
       <w:r>
         <w:rPr>
-          <w:rStyle w:val="Extranjerismo"/>
-        </w:rPr>
-        <w:t>Podcast</w:t>
-      </w:r>
-      <w:r>
-        <w:rPr>
-          <w:lang w:val="es-419" w:eastAsia="es-CO"/>
-        </w:rPr>
-        <w:t xml:space="preserve">: auditoría de </w:t>
+          <w:lang w:val="es-419" w:eastAsia="es-CO"/>
+        </w:rPr>
+        <w:t xml:space="preserve">Pódcast: </w:t>
+      </w:r>
+      <w:r>
+        <w:rPr>
+          <w:lang w:val="es-419" w:eastAsia="es-CO"/>
+        </w:rPr>
+        <w:t xml:space="preserve">auditoría de </w:t>
       </w:r>
       <w:r>
         <w:rPr>
@@ -13976,22 +13888,14 @@
                 <w:b/>
                 <w:lang w:val="es-419"/>
               </w:rPr>
-              <w:t xml:space="preserve">del </w:t>
-            </w:r>
-            <w:r>
-              <w:rPr>
-                <w:rStyle w:val="Extranjerismo"/>
-                <w:b/>
-                <w:bCs/>
-              </w:rPr>
-              <w:t>podcast</w:t>
+              <w:t>de</w:t>
             </w:r>
             <w:r>
               <w:rPr>
                 <w:b/>
                 <w:lang w:val="es-419"/>
               </w:rPr>
-              <w:t>:</w:t>
+              <w:t>l pódcast:</w:t>
             </w:r>
             <w:r>
               <w:rPr>
@@ -14793,15 +14697,21 @@
       </w:pPr>
       <w:r>
         <w:rPr>
-          <w:rStyle w:val="Extranjerismo"/>
-        </w:rPr>
-        <w:t>Podcast</w:t>
-      </w:r>
-      <w:r>
-        <w:rPr>
-          <w:lang w:val="es-419" w:eastAsia="es-CO"/>
-        </w:rPr>
-        <w:t xml:space="preserve">: PHVA en el </w:t>
+          <w:lang w:val="es-419" w:eastAsia="es-CO"/>
+        </w:rPr>
+        <w:t>P</w:t>
+      </w:r>
+      <w:r>
+        <w:rPr>
+          <w:lang w:val="es-419" w:eastAsia="es-CO"/>
+        </w:rPr>
+        <w:t>ódcast: P</w:t>
+      </w:r>
+      <w:r>
+        <w:rPr>
+          <w:lang w:val="es-419" w:eastAsia="es-CO"/>
+        </w:rPr>
+        <w:t xml:space="preserve">HVA en el </w:t>
       </w:r>
       <w:r>
         <w:rPr>
@@ -14856,15 +14766,14 @@
                 <w:b/>
                 <w:lang w:val="es-419"/>
               </w:rPr>
-              <w:t xml:space="preserve">del </w:t>
-            </w:r>
-            <w:r>
-              <w:rPr>
-                <w:rStyle w:val="Extranjerismo"/>
+              <w:t>de</w:t>
+            </w:r>
+            <w:r>
+              <w:rPr>
                 <w:b/>
-                <w:bCs/>
-              </w:rPr>
-              <w:t>podcast</w:t>
+                <w:lang w:val="es-419"/>
+              </w:rPr>
+              <w:t>l pódcast</w:t>
             </w:r>
             <w:r>
               <w:rPr>
@@ -15193,6 +15102,7 @@
       </w:pPr>
       <w:r>
         <w:rPr>
+          <w:noProof/>
           <w:lang w:val="es-419" w:eastAsia="es-CO"/>
         </w:rPr>
         <w:lastRenderedPageBreak/>
@@ -16241,37 +16151,8 @@
       </w:r>
     </w:p>
     <w:p>
-      <w:proofErr w:type="spellStart"/>
-      <w:r>
-        <w:t>Farris</w:t>
-      </w:r>
-      <w:proofErr w:type="spellEnd"/>
-      <w:r>
-        <w:t xml:space="preserve">, P. W., </w:t>
-      </w:r>
-      <w:proofErr w:type="spellStart"/>
-      <w:r>
-        <w:t>Bendle</w:t>
-      </w:r>
-      <w:proofErr w:type="spellEnd"/>
-      <w:r>
-        <w:t xml:space="preserve">, N. T., </w:t>
-      </w:r>
-      <w:proofErr w:type="spellStart"/>
-      <w:r>
-        <w:t>Pfeifer</w:t>
-      </w:r>
-      <w:proofErr w:type="spellEnd"/>
-      <w:r>
-        <w:t xml:space="preserve">, P. E., &amp; </w:t>
-      </w:r>
-      <w:proofErr w:type="spellStart"/>
-      <w:r>
-        <w:t>Reibstein</w:t>
-      </w:r>
-      <w:proofErr w:type="spellEnd"/>
-      <w:r>
-        <w:t xml:space="preserve">, D. J. (2018). Métricas de </w:t>
+      <w:r>
+        <w:t xml:space="preserve">Farris, P. W., Bendle, N. T., Pfeifer, P. E., &amp; Reibstein, D. J. (2018). Métricas de </w:t>
       </w:r>
       <w:r>
         <w:rPr>
@@ -24866,54 +24747,42 @@
 </file>
 
 <file path=customXml/item1.xml><?xml version="1.0" encoding="utf-8"?>
-<b:Sources xmlns:b="http://schemas.openxmlformats.org/officeDocument/2006/bibliography" xmlns="http://schemas.openxmlformats.org/officeDocument/2006/bibliography" SelectedStyle="\APASixthEditionOfficeOnline.xsl" StyleName="APA" Version="6"/>
-</file>
-
-<file path=customXml/item2.xml><?xml version="1.0" encoding="utf-8"?>
 <p:properties xmlns:p="http://schemas.microsoft.com/office/2006/metadata/properties" xmlns:xsi="http://www.w3.org/2001/XMLSchema-instance" xmlns:pc="http://schemas.microsoft.com/office/infopath/2007/PartnerControls">
   <documentManagement>
-    <TaxCatchAll xmlns="13c90a0b-73bc-4dc0-be5f-28d77b615beb" xsi:nil="true"/>
-    <lcf76f155ced4ddcb4097134ff3c332f xmlns="13c93bba-48ce-428c-bfe5-88b42c19b028">
+    <TaxCatchAll xmlns="adccf511-daff-4bcb-9072-914cedbf4c7e" xsi:nil="true"/>
+    <lcf76f155ced4ddcb4097134ff3c332f xmlns="a70d3c18-0869-45a1-9f75-4b4b8f0f32be">
       <Terms xmlns="http://schemas.microsoft.com/office/infopath/2007/PartnerControls"/>
     </lcf76f155ced4ddcb4097134ff3c332f>
   </documentManagement>
 </p:properties>
 </file>
 
-<file path=customXml/item3.xml><?xml version="1.0" encoding="utf-8"?>
-<?mso-contentType ?>
-<FormTemplates xmlns="http://schemas.microsoft.com/sharepoint/v3/contenttype/forms">
-  <Display>DocumentLibraryForm</Display>
-  <Edit>DocumentLibraryForm</Edit>
-  <New>DocumentLibraryForm</New>
-</FormTemplates>
+<file path=customXml/item2.xml><?xml version="1.0" encoding="utf-8"?>
+<b:Sources xmlns:b="http://schemas.openxmlformats.org/officeDocument/2006/bibliography" xmlns="http://schemas.openxmlformats.org/officeDocument/2006/bibliography" SelectedStyle="\APASixthEditionOfficeOnline.xsl" StyleName="APA" Version="6"/>
 </file>
 
-<file path=customXml/item4.xml><?xml version="1.0" encoding="utf-8"?>
-<ct:contentTypeSchema xmlns:ct="http://schemas.microsoft.com/office/2006/metadata/contentType" xmlns:ma="http://schemas.microsoft.com/office/2006/metadata/properties/metaAttributes" ct:_="" ma:_="" ma:contentTypeName="Documento" ma:contentTypeID="0x0101006A81D6BD42E8DF4C91013959704817E1" ma:contentTypeVersion="15" ma:contentTypeDescription="Crear nuevo documento." ma:contentTypeScope="" ma:versionID="bf4f72ffd194f0963ff564daca6869f7">
-  <xsd:schema xmlns:xsd="http://www.w3.org/2001/XMLSchema" xmlns:xs="http://www.w3.org/2001/XMLSchema" xmlns:p="http://schemas.microsoft.com/office/2006/metadata/properties" xmlns:ns2="13c90a0b-73bc-4dc0-be5f-28d77b615beb" xmlns:ns3="13c93bba-48ce-428c-bfe5-88b42c19b028" targetNamespace="http://schemas.microsoft.com/office/2006/metadata/properties" ma:root="true" ma:fieldsID="8718d6f4873a5b1392a45044efa78385" ns2:_="" ns3:_="">
-    <xsd:import namespace="13c90a0b-73bc-4dc0-be5f-28d77b615beb"/>
-    <xsd:import namespace="13c93bba-48ce-428c-bfe5-88b42c19b028"/>
+<file path=customXml/item3.xml><?xml version="1.0" encoding="utf-8"?>
+<ct:contentTypeSchema xmlns:ct="http://schemas.microsoft.com/office/2006/metadata/contentType" xmlns:ma="http://schemas.microsoft.com/office/2006/metadata/properties/metaAttributes" ct:_="" ma:_="" ma:contentTypeName="Documento" ma:contentTypeID="0x010100FC2B1768DD5A774EB396CCAB0DE361C1" ma:contentTypeVersion="12" ma:contentTypeDescription="Crear nuevo documento." ma:contentTypeScope="" ma:versionID="d4a546b22d2924edabf51241cf3422b8">
+  <xsd:schema xmlns:xsd="http://www.w3.org/2001/XMLSchema" xmlns:xs="http://www.w3.org/2001/XMLSchema" xmlns:p="http://schemas.microsoft.com/office/2006/metadata/properties" xmlns:ns2="a70d3c18-0869-45a1-9f75-4b4b8f0f32be" xmlns:ns3="adccf511-daff-4bcb-9072-914cedbf4c7e" targetNamespace="http://schemas.microsoft.com/office/2006/metadata/properties" ma:root="true" ma:fieldsID="e29002b2d9ca820e89c57fc59ec70c79" ns2:_="" ns3:_="">
+    <xsd:import namespace="a70d3c18-0869-45a1-9f75-4b4b8f0f32be"/>
+    <xsd:import namespace="adccf511-daff-4bcb-9072-914cedbf4c7e"/>
     <xsd:element name="properties">
       <xsd:complexType>
         <xsd:sequence>
           <xsd:element name="documentManagement">
             <xsd:complexType>
               <xsd:all>
-                <xsd:element ref="ns2:SharedWithUsers" minOccurs="0"/>
-                <xsd:element ref="ns2:SharedWithDetails" minOccurs="0"/>
-                <xsd:element ref="ns3:MediaServiceMetadata" minOccurs="0"/>
-                <xsd:element ref="ns3:MediaServiceFastMetadata" minOccurs="0"/>
-                <xsd:element ref="ns3:MediaServiceSearchProperties" minOccurs="0"/>
-                <xsd:element ref="ns3:MediaServiceObjectDetectorVersions" minOccurs="0"/>
-                <xsd:element ref="ns3:MediaServiceDateTaken" minOccurs="0"/>
-                <xsd:element ref="ns3:MediaServiceGenerationTime" minOccurs="0"/>
-                <xsd:element ref="ns3:MediaServiceEventHashCode" minOccurs="0"/>
-                <xsd:element ref="ns3:MediaLengthInSeconds" minOccurs="0"/>
-                <xsd:element ref="ns3:lcf76f155ced4ddcb4097134ff3c332f" minOccurs="0"/>
-                <xsd:element ref="ns2:TaxCatchAll" minOccurs="0"/>
-                <xsd:element ref="ns3:MediaServiceOCR" minOccurs="0"/>
-                <xsd:element ref="ns3:MediaServiceLocation" minOccurs="0"/>
+                <xsd:element ref="ns2:MediaServiceMetadata" minOccurs="0"/>
+                <xsd:element ref="ns2:MediaServiceFastMetadata" minOccurs="0"/>
+                <xsd:element ref="ns2:MediaServiceSearchProperties" minOccurs="0"/>
+                <xsd:element ref="ns2:MediaServiceDateTaken" minOccurs="0"/>
+                <xsd:element ref="ns2:MediaServiceGenerationTime" minOccurs="0"/>
+                <xsd:element ref="ns2:MediaServiceEventHashCode" minOccurs="0"/>
+                <xsd:element ref="ns2:MediaLengthInSeconds" minOccurs="0"/>
+                <xsd:element ref="ns2:lcf76f155ced4ddcb4097134ff3c332f" minOccurs="0"/>
+                <xsd:element ref="ns3:TaxCatchAll" minOccurs="0"/>
+                <xsd:element ref="ns2:MediaServiceOCR" minOccurs="0"/>
+                <xsd:element ref="ns2:MediaServiceBillingMetadata" minOccurs="0"/>
               </xsd:all>
             </xsd:complexType>
           </xsd:element>
@@ -24921,36 +24790,68 @@
       </xsd:complexType>
     </xsd:element>
   </xsd:schema>
-  <xsd:schema xmlns:xsd="http://www.w3.org/2001/XMLSchema" xmlns:xs="http://www.w3.org/2001/XMLSchema" xmlns:dms="http://schemas.microsoft.com/office/2006/documentManagement/types" xmlns:pc="http://schemas.microsoft.com/office/infopath/2007/PartnerControls" targetNamespace="13c90a0b-73bc-4dc0-be5f-28d77b615beb" elementFormDefault="qualified">
+  <xsd:schema xmlns:xsd="http://www.w3.org/2001/XMLSchema" xmlns:xs="http://www.w3.org/2001/XMLSchema" xmlns:dms="http://schemas.microsoft.com/office/2006/documentManagement/types" xmlns:pc="http://schemas.microsoft.com/office/infopath/2007/PartnerControls" targetNamespace="a70d3c18-0869-45a1-9f75-4b4b8f0f32be" elementFormDefault="qualified">
     <xsd:import namespace="http://schemas.microsoft.com/office/2006/documentManagement/types"/>
     <xsd:import namespace="http://schemas.microsoft.com/office/infopath/2007/PartnerControls"/>
-    <xsd:element name="SharedWithUsers" ma:index="8" nillable="true" ma:displayName="Compartido con" ma:internalName="SharedWithUsers" ma:readOnly="true">
+    <xsd:element name="MediaServiceMetadata" ma:index="8" nillable="true" ma:displayName="MediaServiceMetadata" ma:hidden="true" ma:internalName="MediaServiceMetadata" ma:readOnly="true">
+      <xsd:simpleType>
+        <xsd:restriction base="dms:Note"/>
+      </xsd:simpleType>
+    </xsd:element>
+    <xsd:element name="MediaServiceFastMetadata" ma:index="9" nillable="true" ma:displayName="MediaServiceFastMetadata" ma:hidden="true" ma:internalName="MediaServiceFastMetadata" ma:readOnly="true">
+      <xsd:simpleType>
+        <xsd:restriction base="dms:Note"/>
+      </xsd:simpleType>
+    </xsd:element>
+    <xsd:element name="MediaServiceSearchProperties" ma:index="10" nillable="true" ma:displayName="MediaServiceSearchProperties" ma:hidden="true" ma:internalName="MediaServiceSearchProperties" ma:readOnly="true">
+      <xsd:simpleType>
+        <xsd:restriction base="dms:Note"/>
+      </xsd:simpleType>
+    </xsd:element>
+    <xsd:element name="MediaServiceDateTaken" ma:index="11" nillable="true" ma:displayName="MediaServiceDateTaken" ma:hidden="true" ma:indexed="true" ma:internalName="MediaServiceDateTaken" ma:readOnly="true">
+      <xsd:simpleType>
+        <xsd:restriction base="dms:Text"/>
+      </xsd:simpleType>
+    </xsd:element>
+    <xsd:element name="MediaServiceGenerationTime" ma:index="12" nillable="true" ma:displayName="MediaServiceGenerationTime" ma:hidden="true" ma:internalName="MediaServiceGenerationTime" ma:readOnly="true">
+      <xsd:simpleType>
+        <xsd:restriction base="dms:Text"/>
+      </xsd:simpleType>
+    </xsd:element>
+    <xsd:element name="MediaServiceEventHashCode" ma:index="13" nillable="true" ma:displayName="MediaServiceEventHashCode" ma:hidden="true" ma:internalName="MediaServiceEventHashCode" ma:readOnly="true">
+      <xsd:simpleType>
+        <xsd:restriction base="dms:Text"/>
+      </xsd:simpleType>
+    </xsd:element>
+    <xsd:element name="MediaLengthInSeconds" ma:index="14" nillable="true" ma:displayName="MediaLengthInSeconds" ma:hidden="true" ma:internalName="MediaLengthInSeconds" ma:readOnly="true">
+      <xsd:simpleType>
+        <xsd:restriction base="dms:Unknown"/>
+      </xsd:simpleType>
+    </xsd:element>
+    <xsd:element name="lcf76f155ced4ddcb4097134ff3c332f" ma:index="16" nillable="true" ma:taxonomy="true" ma:internalName="lcf76f155ced4ddcb4097134ff3c332f" ma:taxonomyFieldName="MediaServiceImageTags" ma:displayName="Etiquetas de imagen" ma:readOnly="false" ma:fieldId="{5cf76f15-5ced-4ddc-b409-7134ff3c332f}" ma:taxonomyMulti="true" ma:sspId="d33c8c81-5745-4931-bcc4-c2aeafe86780" ma:termSetId="09814cd3-568e-fe90-9814-8d621ff8fb84" ma:anchorId="fba54fb3-c3e1-fe81-a776-ca4b69148c4d" ma:open="true" ma:isKeyword="false">
       <xsd:complexType>
-        <xsd:complexContent>
-          <xsd:extension base="dms:UserMulti">
-            <xsd:sequence>
-              <xsd:element name="UserInfo" minOccurs="0" maxOccurs="unbounded">
-                <xsd:complexType>
-                  <xsd:sequence>
-                    <xsd:element name="DisplayName" type="xsd:string" minOccurs="0"/>
-                    <xsd:element name="AccountId" type="dms:UserId" minOccurs="0" nillable="true"/>
-                    <xsd:element name="AccountType" type="xsd:string" minOccurs="0"/>
-                  </xsd:sequence>
-                </xsd:complexType>
-              </xsd:element>
-            </xsd:sequence>
-          </xsd:extension>
-        </xsd:complexContent>
+        <xsd:sequence>
+          <xsd:element ref="pc:Terms" minOccurs="0" maxOccurs="1"/>
+        </xsd:sequence>
       </xsd:complexType>
     </xsd:element>
-    <xsd:element name="SharedWithDetails" ma:index="9" nillable="true" ma:displayName="Detalles de uso compartido" ma:internalName="SharedWithDetails" ma:readOnly="true">
+    <xsd:element name="MediaServiceOCR" ma:index="18" nillable="true" ma:displayName="Extracted Text" ma:internalName="MediaServiceOCR" ma:readOnly="true">
       <xsd:simpleType>
         <xsd:restriction base="dms:Note">
           <xsd:maxLength value="255"/>
         </xsd:restriction>
       </xsd:simpleType>
     </xsd:element>
-    <xsd:element name="TaxCatchAll" ma:index="20" nillable="true" ma:displayName="Taxonomy Catch All Column" ma:hidden="true" ma:list="{a42ca037-5d13-4729-aeec-4237f141d2d6}" ma:internalName="TaxCatchAll" ma:showField="CatchAllData" ma:web="13c90a0b-73bc-4dc0-be5f-28d77b615beb">
+    <xsd:element name="MediaServiceBillingMetadata" ma:index="19" nillable="true" ma:displayName="MediaServiceBillingMetadata" ma:hidden="true" ma:internalName="MediaServiceBillingMetadata" ma:readOnly="true">
+      <xsd:simpleType>
+        <xsd:restriction base="dms:Note"/>
+      </xsd:simpleType>
+    </xsd:element>
+  </xsd:schema>
+  <xsd:schema xmlns:xsd="http://www.w3.org/2001/XMLSchema" xmlns:xs="http://www.w3.org/2001/XMLSchema" xmlns:dms="http://schemas.microsoft.com/office/2006/documentManagement/types" xmlns:pc="http://schemas.microsoft.com/office/infopath/2007/PartnerControls" targetNamespace="adccf511-daff-4bcb-9072-914cedbf4c7e" elementFormDefault="qualified">
+    <xsd:import namespace="http://schemas.microsoft.com/office/2006/documentManagement/types"/>
+    <xsd:import namespace="http://schemas.microsoft.com/office/infopath/2007/PartnerControls"/>
+    <xsd:element name="TaxCatchAll" ma:index="17" nillable="true" ma:displayName="Taxonomy Catch All Column" ma:hidden="true" ma:list="{d55fdbc5-1632-489d-aeea-ba6fd7407963}" ma:internalName="TaxCatchAll" ma:showField="CatchAllData" ma:web="adccf511-daff-4bcb-9072-914cedbf4c7e">
       <xsd:complexType>
         <xsd:complexContent>
           <xsd:extension base="dms:MultiChoiceLookup">
@@ -24960,69 +24861,6 @@
           </xsd:extension>
         </xsd:complexContent>
       </xsd:complexType>
-    </xsd:element>
-  </xsd:schema>
-  <xsd:schema xmlns:xsd="http://www.w3.org/2001/XMLSchema" xmlns:xs="http://www.w3.org/2001/XMLSchema" xmlns:dms="http://schemas.microsoft.com/office/2006/documentManagement/types" xmlns:pc="http://schemas.microsoft.com/office/infopath/2007/PartnerControls" targetNamespace="13c93bba-48ce-428c-bfe5-88b42c19b028" elementFormDefault="qualified">
-    <xsd:import namespace="http://schemas.microsoft.com/office/2006/documentManagement/types"/>
-    <xsd:import namespace="http://schemas.microsoft.com/office/infopath/2007/PartnerControls"/>
-    <xsd:element name="MediaServiceMetadata" ma:index="10" nillable="true" ma:displayName="MediaServiceMetadata" ma:hidden="true" ma:internalName="MediaServiceMetadata" ma:readOnly="true">
-      <xsd:simpleType>
-        <xsd:restriction base="dms:Note"/>
-      </xsd:simpleType>
-    </xsd:element>
-    <xsd:element name="MediaServiceFastMetadata" ma:index="11" nillable="true" ma:displayName="MediaServiceFastMetadata" ma:hidden="true" ma:internalName="MediaServiceFastMetadata" ma:readOnly="true">
-      <xsd:simpleType>
-        <xsd:restriction base="dms:Note"/>
-      </xsd:simpleType>
-    </xsd:element>
-    <xsd:element name="MediaServiceSearchProperties" ma:index="12" nillable="true" ma:displayName="MediaServiceSearchProperties" ma:hidden="true" ma:internalName="MediaServiceSearchProperties" ma:readOnly="true">
-      <xsd:simpleType>
-        <xsd:restriction base="dms:Note"/>
-      </xsd:simpleType>
-    </xsd:element>
-    <xsd:element name="MediaServiceObjectDetectorVersions" ma:index="13" nillable="true" ma:displayName="MediaServiceObjectDetectorVersions" ma:hidden="true" ma:indexed="true" ma:internalName="MediaServiceObjectDetectorVersions" ma:readOnly="true">
-      <xsd:simpleType>
-        <xsd:restriction base="dms:Text"/>
-      </xsd:simpleType>
-    </xsd:element>
-    <xsd:element name="MediaServiceDateTaken" ma:index="14" nillable="true" ma:displayName="MediaServiceDateTaken" ma:hidden="true" ma:indexed="true" ma:internalName="MediaServiceDateTaken" ma:readOnly="true">
-      <xsd:simpleType>
-        <xsd:restriction base="dms:Text"/>
-      </xsd:simpleType>
-    </xsd:element>
-    <xsd:element name="MediaServiceGenerationTime" ma:index="15" nillable="true" ma:displayName="MediaServiceGenerationTime" ma:hidden="true" ma:internalName="MediaServiceGenerationTime" ma:readOnly="true">
-      <xsd:simpleType>
-        <xsd:restriction base="dms:Text"/>
-      </xsd:simpleType>
-    </xsd:element>
-    <xsd:element name="MediaServiceEventHashCode" ma:index="16" nillable="true" ma:displayName="MediaServiceEventHashCode" ma:hidden="true" ma:internalName="MediaServiceEventHashCode" ma:readOnly="true">
-      <xsd:simpleType>
-        <xsd:restriction base="dms:Text"/>
-      </xsd:simpleType>
-    </xsd:element>
-    <xsd:element name="MediaLengthInSeconds" ma:index="17" nillable="true" ma:displayName="MediaLengthInSeconds" ma:hidden="true" ma:internalName="MediaLengthInSeconds" ma:readOnly="true">
-      <xsd:simpleType>
-        <xsd:restriction base="dms:Unknown"/>
-      </xsd:simpleType>
-    </xsd:element>
-    <xsd:element name="lcf76f155ced4ddcb4097134ff3c332f" ma:index="19" nillable="true" ma:taxonomy="true" ma:internalName="lcf76f155ced4ddcb4097134ff3c332f" ma:taxonomyFieldName="MediaServiceImageTags" ma:displayName="Etiquetas de imagen" ma:readOnly="false" ma:fieldId="{5cf76f15-5ced-4ddc-b409-7134ff3c332f}" ma:taxonomyMulti="true" ma:sspId="d33c8c81-5745-4931-bcc4-c2aeafe86780" ma:termSetId="09814cd3-568e-fe90-9814-8d621ff8fb84" ma:anchorId="fba54fb3-c3e1-fe81-a776-ca4b69148c4d" ma:open="true" ma:isKeyword="false">
-      <xsd:complexType>
-        <xsd:sequence>
-          <xsd:element ref="pc:Terms" minOccurs="0" maxOccurs="1"/>
-        </xsd:sequence>
-      </xsd:complexType>
-    </xsd:element>
-    <xsd:element name="MediaServiceOCR" ma:index="21" nillable="true" ma:displayName="Extracted Text" ma:internalName="MediaServiceOCR" ma:readOnly="true">
-      <xsd:simpleType>
-        <xsd:restriction base="dms:Note">
-          <xsd:maxLength value="255"/>
-        </xsd:restriction>
-      </xsd:simpleType>
-    </xsd:element>
-    <xsd:element name="MediaServiceLocation" ma:index="22" nillable="true" ma:displayName="Location" ma:description="" ma:indexed="true" ma:internalName="MediaServiceLocation" ma:readOnly="true">
-      <xsd:simpleType>
-        <xsd:restriction base="dms:Text"/>
-      </xsd:simpleType>
     </xsd:element>
   </xsd:schema>
   <xsd:schema xmlns="http://schemas.openxmlformats.org/package/2006/metadata/core-properties" xmlns:xsd="http://www.w3.org/2001/XMLSchema" xmlns:xsi="http://www.w3.org/2001/XMLSchema-instance" xmlns:dc="http://purl.org/dc/elements/1.1/" xmlns:dcterms="http://purl.org/dc/terms/" xmlns:odoc="http://schemas.microsoft.com/internal/obd" targetNamespace="http://schemas.openxmlformats.org/package/2006/metadata/core-properties" elementFormDefault="qualified" attributeFormDefault="unqualified" blockDefault="#all">
@@ -25124,15 +24962,16 @@
 </ct:contentTypeSchema>
 </file>
 
-<file path=customXml/itemProps1.xml><?xml version="1.0" encoding="utf-8"?>
-<ds:datastoreItem xmlns:ds="http://schemas.openxmlformats.org/officeDocument/2006/customXml" ds:itemID="{E8AB44A3-7C62-4BD2-82ED-8ABC209970FA}">
-  <ds:schemaRefs>
-    <ds:schemaRef ds:uri="http://schemas.openxmlformats.org/officeDocument/2006/bibliography"/>
-  </ds:schemaRefs>
-</ds:datastoreItem>
+<file path=customXml/item4.xml><?xml version="1.0" encoding="utf-8"?>
+<?mso-contentType ?>
+<FormTemplates xmlns="http://schemas.microsoft.com/sharepoint/v3/contenttype/forms">
+  <Display>DocumentLibraryForm</Display>
+  <Edit>DocumentLibraryForm</Edit>
+  <New>DocumentLibraryForm</New>
+</FormTemplates>
 </file>
 
-<file path=customXml/itemProps2.xml><?xml version="1.0" encoding="utf-8"?>
+<file path=customXml/itemProps1.xml><?xml version="1.0" encoding="utf-8"?>
 <ds:datastoreItem xmlns:ds="http://schemas.openxmlformats.org/officeDocument/2006/customXml" ds:itemID="{1145D752-ACC1-45E1-AB53-0C756F67FC7F}">
   <ds:schemaRefs>
     <ds:schemaRef ds:uri="http://schemas.microsoft.com/office/2006/metadata/properties"/>
@@ -25143,14 +24982,37 @@
 </ds:datastoreItem>
 </file>
 
+<file path=customXml/itemProps2.xml><?xml version="1.0" encoding="utf-8"?>
+<ds:datastoreItem xmlns:ds="http://schemas.openxmlformats.org/officeDocument/2006/customXml" ds:itemID="{E8AB44A3-7C62-4BD2-82ED-8ABC209970FA}">
+  <ds:schemaRefs>
+    <ds:schemaRef ds:uri="http://schemas.openxmlformats.org/officeDocument/2006/bibliography"/>
+  </ds:schemaRefs>
+</ds:datastoreItem>
+</file>
+
 <file path=customXml/itemProps3.xml><?xml version="1.0" encoding="utf-8"?>
+<ds:datastoreItem xmlns:ds="http://schemas.openxmlformats.org/officeDocument/2006/customXml" ds:itemID="{996434B9-CC1E-4468-A086-AA07C2AF1350}">
+  <ds:schemaRefs>
+    <ds:schemaRef ds:uri="http://schemas.microsoft.com/office/2006/metadata/contentType"/>
+    <ds:schemaRef ds:uri="http://schemas.microsoft.com/office/2006/metadata/properties/metaAttributes"/>
+    <ds:schemaRef ds:uri="http://www.w3.org/2001/XMLSchema"/>
+    <ds:schemaRef ds:uri="http://schemas.microsoft.com/office/2006/metadata/properties"/>
+    <ds:schemaRef ds:uri="a70d3c18-0869-45a1-9f75-4b4b8f0f32be"/>
+    <ds:schemaRef ds:uri="adccf511-daff-4bcb-9072-914cedbf4c7e"/>
+    <ds:schemaRef ds:uri="http://schemas.microsoft.com/office/2006/documentManagement/types"/>
+    <ds:schemaRef ds:uri="http://schemas.microsoft.com/office/infopath/2007/PartnerControls"/>
+    <ds:schemaRef ds:uri="http://schemas.openxmlformats.org/package/2006/metadata/core-properties"/>
+    <ds:schemaRef ds:uri="http://purl.org/dc/elements/1.1/"/>
+    <ds:schemaRef ds:uri="http://purl.org/dc/terms/"/>
+    <ds:schemaRef ds:uri="http://schemas.microsoft.com/internal/obd"/>
+  </ds:schemaRefs>
+</ds:datastoreItem>
+</file>
+
+<file path=customXml/itemProps4.xml><?xml version="1.0" encoding="utf-8"?>
 <ds:datastoreItem xmlns:ds="http://schemas.openxmlformats.org/officeDocument/2006/customXml" ds:itemID="{81CBDEC1-3B00-44ED-AD36-0268077980BA}">
   <ds:schemaRefs>
     <ds:schemaRef ds:uri="http://schemas.microsoft.com/sharepoint/v3/contenttype/forms"/>
   </ds:schemaRefs>
 </ds:datastoreItem>
-</file>
-
-<file path=customXml/itemProps4.xml><?xml version="1.0" encoding="utf-8"?>
-<ds:datastoreItem xmlns:ds="http://schemas.openxmlformats.org/officeDocument/2006/customXml" ds:itemID="{7742F6BE-55FB-4520-8BFE-4C3316878932}"/>
 </file>